--- a/docs/prompt/ProjektErstellung.docx
+++ b/docs/prompt/ProjektErstellung.docx
@@ -11139,6 +11139,188 @@
           <w:sz w:val="21"/>
         </w:rPr>
       </w:pPr>
+    </w:p>
+    <w:p>
+      <w:pPr>
+        <w:spacing w:after="120" w:line="242" w:lineRule="auto"/>
+        <w:rPr>
+          <w:rFonts w:ascii="Aptos" w:hAnsi="Aptos"/>
+          <w:b/>
+          <w:color w:val="243447"/>
+          <w:sz w:val="21"/>
+        </w:rPr>
+      </w:pPr>
+      <w:r>
+        <w:rPr>
+          <w:rFonts w:ascii="Aptos" w:hAnsi="Aptos"/>
+          <w:b/>
+          <w:color w:val="243447"/>
+          <w:sz w:val="21"/>
+        </w:rPr>
+        <w:t>Update / Umsetzung (nachträglich ergänzt):</w:t>
+      </w:r>
+    </w:p>
+    <w:p>
+      <w:pPr>
+        <w:spacing w:after="120" w:line="242" w:lineRule="auto"/>
+        <w:rPr>
+          <w:rFonts w:ascii="Aptos" w:hAnsi="Aptos"/>
+          <w:color w:val="243447"/>
+          <w:sz w:val="21"/>
+        </w:rPr>
+      </w:pPr>
+      <w:r>
+        <w:rPr>
+          <w:rFonts w:ascii="Aptos" w:hAnsi="Aptos"/>
+          <w:color w:val="243447"/>
+          <w:sz w:val="21"/>
+        </w:rPr>
+        <w:t>Die Rollen BankEmployee, OperationsManager und Administrator wurden umgesetzt - allerdings zunächst mit lokal simulierter Authentifizierung statt sofortiger Azure AD/Entra ID-Anbindung (kein Tenant/App-Registrierung vorhanden, ähnliche Situation wie beim Telerik-Kapitel). Die ursprünglich vorgesehene Azure-AD-Integration (siehe ADR-0008) bleibt als spätere Migration möglich, ohne dass sich am Rollen-/Autorisierungsmodell etwas ändert - nur der Token-Aussteller würde wechseln.</w:t>
+      </w:r>
+    </w:p>
+    <w:p>
+      <w:pPr>
+        <w:spacing w:after="120" w:line="242" w:lineRule="auto"/>
+        <w:rPr>
+          <w:rFonts w:ascii="Aptos" w:hAnsi="Aptos"/>
+          <w:color w:val="243447"/>
+          <w:sz w:val="21"/>
+        </w:rPr>
+      </w:pPr>
+      <w:r>
+        <w:rPr>
+          <w:rFonts w:ascii="Aptos" w:hAnsi="Aptos"/>
+          <w:color w:val="243447"/>
+          <w:sz w:val="21"/>
+        </w:rPr>
+        <w:t>Details der Umsetzung:</w:t>
+      </w:r>
+    </w:p>
+    <w:p>
+      <w:pPr>
+        <w:spacing w:after="120" w:line="242" w:lineRule="auto"/>
+        <w:rPr>
+          <w:rFonts w:ascii="Aptos" w:hAnsi="Aptos"/>
+          <w:color w:val="243447"/>
+          <w:sz w:val="21"/>
+        </w:rPr>
+      </w:pPr>
+      <w:r>
+        <w:rPr>
+          <w:rFonts w:ascii="Aptos" w:hAnsi="Aptos"/>
+          <w:color w:val="243447"/>
+          <w:sz w:val="21"/>
+        </w:rPr>
+        <w:t>Cookie-Authentifizierung im Blazor-Server-Frontend mit drei lokalen Demo-Nutzern (employee/manager/admin, Passwort jeweils Demo123!, Passwörter korrekt mit PBKDF2 gehasht statt im Klartext verglichen).</w:t>
+      </w:r>
+    </w:p>
+    <w:p>
+      <w:pPr>
+        <w:spacing w:after="120" w:line="242" w:lineRule="auto"/>
+        <w:rPr>
+          <w:rFonts w:ascii="Aptos" w:hAnsi="Aptos"/>
+          <w:color w:val="243447"/>
+          <w:sz w:val="21"/>
+        </w:rPr>
+      </w:pPr>
+      <w:r>
+        <w:rPr>
+          <w:rFonts w:ascii="Aptos" w:hAnsi="Aptos"/>
+          <w:color w:val="243447"/>
+          <w:sz w:val="21"/>
+        </w:rPr>
+        <w:t>Rollenhierarchie über kumulative Claims: OperationsManager trägt zusätzlich die BankEmployee-Rolle, Administrator trägt alle drei Rollen - dadurch deckt ein einfaches [Authorize(Roles = "BankEmployee")] automatisch auch höhere Rollen ab, ohne eigene Hierarchie-Policy-Engine.</w:t>
+      </w:r>
+    </w:p>
+    <w:p>
+      <w:pPr>
+        <w:spacing w:after="120" w:line="242" w:lineRule="auto"/>
+        <w:rPr>
+          <w:rFonts w:ascii="Aptos" w:hAnsi="Aptos"/>
+          <w:color w:val="243447"/>
+          <w:sz w:val="21"/>
+        </w:rPr>
+      </w:pPr>
+      <w:r>
+        <w:rPr>
+          <w:rFonts w:ascii="Aptos" w:hAnsi="Aptos"/>
+          <w:color w:val="243447"/>
+          <w:sz w:val="21"/>
+        </w:rPr>
+        <w:t>BFF-Pattern (Backend for Frontend): Banking.Web mintet pro ausgehendem Api-Aufruf ein kurzlebiges JWT (5 Minuten Gültigkeit) aus den Cookie-Claims des angemeldeten Nutzers. Banking.Api validiert dieses Token vollständig unabhängig von der Blazor-Oberfläche.</w:t>
+      </w:r>
+    </w:p>
+    <w:p>
+      <w:pPr>
+        <w:spacing w:after="120" w:line="242" w:lineRule="auto"/>
+        <w:rPr>
+          <w:rFonts w:ascii="Aptos" w:hAnsi="Aptos"/>
+          <w:color w:val="243447"/>
+          <w:sz w:val="21"/>
+        </w:rPr>
+      </w:pPr>
+      <w:r>
+        <w:rPr>
+          <w:rFonts w:ascii="Aptos" w:hAnsi="Aptos"/>
+          <w:color w:val="243447"/>
+          <w:sz w:val="21"/>
+        </w:rPr>
+        <w:t>Banking.Api ist "secure by default": eine FallbackPolicy verlangt für jeden Endpunkt eine Authentifizierung, sofern er nicht explizit mit [AllowAnonymous] markiert ist.</w:t>
+      </w:r>
+    </w:p>
+    <w:p>
+      <w:pPr>
+        <w:spacing w:after="120" w:line="242" w:lineRule="auto"/>
+        <w:rPr>
+          <w:rFonts w:ascii="Aptos" w:hAnsi="Aptos"/>
+          <w:color w:val="243447"/>
+          <w:sz w:val="21"/>
+        </w:rPr>
+      </w:pPr>
+      <w:r>
+        <w:rPr>
+          <w:rFonts w:ascii="Aptos" w:hAnsi="Aptos"/>
+          <w:color w:val="243447"/>
+          <w:sz w:val="21"/>
+        </w:rPr>
+        <w:t>Ergänzt wurden Approve/Reject-Endpunkte für Zahlungsaufträge (OperationsManager-Recht "Payments bearbeiten"), da dafür vorher noch keine Funktionalität existierte - ohne diese Ergänzung wäre die Rolle nicht sinnvoll testbar gewesen.</w:t>
+      </w:r>
+    </w:p>
+    <w:p>
+      <w:pPr>
+        <w:spacing w:after="120" w:line="242" w:lineRule="auto"/>
+        <w:rPr>
+          <w:rFonts w:ascii="Aptos" w:hAnsi="Aptos"/>
+          <w:color w:val="243447"/>
+          <w:sz w:val="21"/>
+        </w:rPr>
+      </w:pPr>
+      <w:r>
+        <w:rPr>
+          <w:rFonts w:ascii="Aptos" w:hAnsi="Aptos"/>
+          <w:color w:val="243447"/>
+          <w:sz w:val="21"/>
+        </w:rPr>
+        <w:t>Verifiziert direkt gegen die Api mit eigens erzeugten Tokens, unabhängig von der Blazor-Oberfläche: 401 ohne Token, 403 bei falscher Rolle, 200/404 bei korrekter Rolle. Zusätzlich der komplette Fluss getestet: BankEmployee legt Zahlung an, kann sie nicht selbst genehmigen (403), OperationsManager genehmigt erfolgreich.</w:t>
+      </w:r>
+    </w:p>
+    <w:p>
+      <w:pPr>
+        <w:spacing w:after="120" w:line="242" w:lineRule="auto"/>
+        <w:rPr>
+          <w:rFonts w:ascii="Aptos" w:hAnsi="Aptos"/>
+          <w:color w:val="243447"/>
+          <w:sz w:val="21"/>
+        </w:rPr>
+      </w:pPr>
+      <w:r>
+        <w:rPr>
+          <w:rFonts w:ascii="Aptos" w:hAnsi="Aptos"/>
+          <w:color w:val="243447"/>
+          <w:sz w:val="21"/>
+        </w:rPr>
+        <w:t>Bewusst nicht umgesetzt: Audit-Logging von Autorisierungsfehlern (z. B. wiederholte 403-Antworten) - siehe ADR #14, hängt am noch nicht gebauten Auditing-Modul.</w:t>
+      </w:r>
       <w:r>
         <w:rPr>
           <w:rFonts w:ascii="Aptos" w:hAnsi="Aptos"/>

--- a/docs/prompt/ProjektErstellung.docx
+++ b/docs/prompt/ProjektErstellung.docx
@@ -11952,6 +11952,170 @@
           <w:sz w:val="21"/>
         </w:rPr>
       </w:pPr>
+    </w:p>
+    <w:p>
+      <w:pPr>
+        <w:spacing w:after="120" w:line="242" w:lineRule="auto"/>
+        <w:rPr>
+          <w:rFonts w:ascii="Aptos" w:hAnsi="Aptos"/>
+          <w:b/>
+          <w:color w:val="243447"/>
+          <w:sz w:val="21"/>
+        </w:rPr>
+      </w:pPr>
+      <w:r>
+        <w:rPr>
+          <w:rFonts w:ascii="Aptos" w:hAnsi="Aptos"/>
+          <w:b/>
+          <w:color w:val="243447"/>
+          <w:sz w:val="21"/>
+        </w:rPr>
+        <w:t>Update / Umsetzung (nachträglich ergänzt):</w:t>
+      </w:r>
+    </w:p>
+    <w:p>
+      <w:pPr>
+        <w:spacing w:after="120" w:line="242" w:lineRule="auto"/>
+        <w:rPr>
+          <w:rFonts w:ascii="Aptos" w:hAnsi="Aptos"/>
+          <w:color w:val="243447"/>
+          <w:sz w:val="21"/>
+        </w:rPr>
+      </w:pPr>
+      <w:r>
+        <w:rPr>
+          <w:rFonts w:ascii="Aptos" w:hAnsi="Aptos"/>
+          <w:color w:val="243447"/>
+          <w:sz w:val="21"/>
+        </w:rPr>
+        <w:t>Configuration Management wurde vollständig lokal umgesetzt (appsettings.json, appsettings.{Environment}.json, User Secrets, Environment Variables). Die Azure-Integration (Azure App Configuration, Azure Key Vault, Managed Identity) ist im Code bereits vollständig vorbereitet, aber bewusst inaktiv, da keine Azure-Subscription zur Verfügung stand - siehe ADR-Backlog #17. Managed Identity lässt sich ohnehin nicht rein lokal testen, da sie nur für tatsächlich in Azure gehostete Ressourcen funktioniert.</w:t>
+      </w:r>
+    </w:p>
+    <w:p>
+      <w:pPr>
+        <w:spacing w:after="120" w:line="242" w:lineRule="auto"/>
+        <w:rPr>
+          <w:rFonts w:ascii="Aptos" w:hAnsi="Aptos"/>
+          <w:color w:val="243447"/>
+          <w:sz w:val="21"/>
+        </w:rPr>
+      </w:pPr>
+      <w:r>
+        <w:rPr>
+          <w:rFonts w:ascii="Aptos" w:hAnsi="Aptos"/>
+          <w:color w:val="243447"/>
+          <w:sz w:val="21"/>
+        </w:rPr>
+        <w:t>Details der Umsetzung:</w:t>
+      </w:r>
+    </w:p>
+    <w:p>
+      <w:pPr>
+        <w:spacing w:after="120" w:line="242" w:lineRule="auto"/>
+        <w:rPr>
+          <w:rFonts w:ascii="Aptos" w:hAnsi="Aptos"/>
+          <w:color w:val="243447"/>
+          <w:sz w:val="21"/>
+        </w:rPr>
+      </w:pPr>
+      <w:r>
+        <w:rPr>
+          <w:rFonts w:ascii="Aptos" w:hAnsi="Aptos"/>
+          <w:color w:val="243447"/>
+          <w:sz w:val="21"/>
+        </w:rPr>
+        <w:t>Klare Trennung Secrets (Database-Connection-String, JWT-Signing-Key) vs. Configuration (PaymentLimits, Timeouts, FeatureFlags) - dokumentiert in docs/architecture/configuration.md inklusive der finalen Configuration-Hierarchie und dem Unterschied zwischen appsettings.json, Environment Variables, User Secrets, Azure App Configuration, Azure Key Vault und Managed Identity.</w:t>
+      </w:r>
+    </w:p>
+    <w:p>
+      <w:pPr>
+        <w:spacing w:after="120" w:line="242" w:lineRule="auto"/>
+        <w:rPr>
+          <w:rFonts w:ascii="Aptos" w:hAnsi="Aptos"/>
+          <w:color w:val="243447"/>
+          <w:sz w:val="21"/>
+        </w:rPr>
+      </w:pPr>
+      <w:r>
+        <w:rPr>
+          <w:rFonts w:ascii="Aptos" w:hAnsi="Aptos"/>
+          <w:color w:val="243447"/>
+          <w:sz w:val="21"/>
+        </w:rPr>
+        <w:t>Drei strongly-typed Options-Klassen (PaymentLimitsOptions, TimeoutOptions, FeatureFlagsOptions) an echtes Verhalten gebunden statt nur deklariert: das Payment-Limit wird im CreatePaymentValidator durchgesetzt, das Timeout fließt in EF Cores CommandTimeout, das Feature Flag steuert, ob CreatePaymentHandler neue Zahlungen automatisch zur Freigabe einreicht.</w:t>
+      </w:r>
+    </w:p>
+    <w:p>
+      <w:pPr>
+        <w:spacing w:after="120" w:line="242" w:lineRule="auto"/>
+        <w:rPr>
+          <w:rFonts w:ascii="Aptos" w:hAnsi="Aptos"/>
+          <w:color w:val="243447"/>
+          <w:sz w:val="21"/>
+        </w:rPr>
+      </w:pPr>
+      <w:r>
+        <w:rPr>
+          <w:rFonts w:ascii="Aptos" w:hAnsi="Aptos"/>
+          <w:color w:val="243447"/>
+          <w:sz w:val="21"/>
+        </w:rPr>
+        <w:t>FeatureFlagsOptions wird über IOptionsMonitor statt IOptions injiziert - das ist die Stelle, die von Azure App Configurations Live-Reload ohne Neustart profitieren würde, sobald eine Azure-Subscription vorhanden ist.</w:t>
+      </w:r>
+    </w:p>
+    <w:p>
+      <w:pPr>
+        <w:spacing w:after="120" w:line="242" w:lineRule="auto"/>
+        <w:rPr>
+          <w:rFonts w:ascii="Aptos" w:hAnsi="Aptos"/>
+          <w:color w:val="243447"/>
+          <w:sz w:val="21"/>
+        </w:rPr>
+      </w:pPr>
+      <w:r>
+        <w:rPr>
+          <w:rFonts w:ascii="Aptos" w:hAnsi="Aptos"/>
+          <w:color w:val="243447"/>
+          <w:sz w:val="21"/>
+        </w:rPr>
+        <w:t>Program.cs (Api und Web) prüft AzureAppConfiguration:Endpoint bzw. KeyVault:Uri und registriert AddAzureAppConfiguration/AddAzureKeyVault mit DefaultAzureCredential nur, wenn diese konfiguriert sind - lokal bleibt der Codepfad vollständig inaktiv, ohne dass etwas fehlschlägt.</w:t>
+      </w:r>
+    </w:p>
+    <w:p>
+      <w:pPr>
+        <w:spacing w:after="120" w:line="242" w:lineRule="auto"/>
+        <w:rPr>
+          <w:rFonts w:ascii="Aptos" w:hAnsi="Aptos"/>
+          <w:color w:val="243447"/>
+          <w:sz w:val="21"/>
+        </w:rPr>
+      </w:pPr>
+      <w:r>
+        <w:rPr>
+          <w:rFonts w:ascii="Aptos" w:hAnsi="Aptos"/>
+          <w:color w:val="243447"/>
+          <w:sz w:val="21"/>
+        </w:rPr>
+        <w:t>appsettings.Development.json und appsettings.Production.json demonstrieren unterschiedliche Configuration je Umgebung (höheres Payment-Limit für bequemes Testen lokal, strengeres Logging in Production).</w:t>
+      </w:r>
+    </w:p>
+    <w:p>
+      <w:pPr>
+        <w:spacing w:after="120" w:line="242" w:lineRule="auto"/>
+        <w:rPr>
+          <w:rFonts w:ascii="Aptos" w:hAnsi="Aptos"/>
+          <w:color w:val="243447"/>
+          <w:sz w:val="21"/>
+        </w:rPr>
+      </w:pPr>
+      <w:r>
+        <w:rPr>
+          <w:rFonts w:ascii="Aptos" w:hAnsi="Aptos"/>
+          <w:color w:val="243447"/>
+          <w:sz w:val="21"/>
+        </w:rPr>
+        <w:t>Live verifiziert: Eine Zahlung über dem konfigurierten Limit wird mit HTTP 400 und der korrekten, aus der Configuration gelesenen Grenze abgelehnt; eine Zahlung innerhalb des Limits wird angenommen und automatisch zur Freigabe eingereicht (Feature Flag aktiv).</w:t>
+      </w:r>
       <w:r>
         <w:rPr>
           <w:rFonts w:ascii="Aptos" w:hAnsi="Aptos"/>

--- a/docs/prompt/ProjektErstellung.docx
+++ b/docs/prompt/ProjektErstellung.docx
@@ -12648,6 +12648,131 @@
           <w:sz w:val="21"/>
         </w:rPr>
         <w:t>Erkläre anschließend, wie ich Application Insights in einem Bewerbungsgespräch erklären würde.</w:t>
+      </w:r>
+    </w:p>
+    <w:p>
+      <w:pPr>
+        <w:rPr>
+          <w:b/>
+        </w:rPr>
+      </w:pPr>
+      <w:r>
+        <w:rPr>
+          <w:b/>
+        </w:rPr>
+        <w:t>Update / Umsetzung (nachträglich ergänzt):</w:t>
+      </w:r>
+    </w:p>
+    <w:p>
+      <w:pPr>
+        <w:spacing w:after="120" w:line="242" w:lineRule="auto"/>
+        <w:rPr>
+          <w:rStyle w:val="Platzhaltertext"/>
+        </w:rPr>
+      </w:pPr>
+      <w:r>
+        <w:rPr>
+          <w:rStyle w:val="Platzhaltertext"/>
+        </w:rPr>
+        <w:t>Observability wurde mit dem OpenTelemetry SDK statt dem klassischen Application Insights SDK umgesetzt - herstellerneutraler Industriestandard, von Microsoft selbst als aktueller Weg empfohlen. Details und Begründung: ADR #18 in decisions-backlog.md sowie docs/architecture/observability.md.</w:t>
+      </w:r>
+    </w:p>
+    <w:p>
+      <w:pPr>
+        <w:spacing w:after="120" w:line="242" w:lineRule="auto"/>
+        <w:rPr>
+          <w:rStyle w:val="Platzhaltertext"/>
+        </w:rPr>
+      </w:pPr>
+      <w:r>
+        <w:rPr>
+          <w:rStyle w:val="Platzhaltertext"/>
+        </w:rPr>
+        <w:t>Request Telemetry, Dependency Telemetry (SQL, HTTP) und Exception Telemetry laufen über die offiziellen OpenTelemetry-Instrumentierungspakete für ASP.NET Core, HttpClient und SqlClient.</w:t>
+      </w:r>
+    </w:p>
+    <w:p>
+      <w:pPr>
+        <w:spacing w:after="120" w:line="242" w:lineRule="auto"/>
+        <w:rPr>
+          <w:rStyle w:val="Platzhaltertext"/>
+        </w:rPr>
+      </w:pPr>
+      <w:r>
+        <w:rPr>
+          <w:rStyle w:val="Platzhaltertext"/>
+        </w:rPr>
+        <w:t>Eigener Trace-Span für den fachlichen Schritt 'Payment Application Service' über eine reine .NET-ActivitySource (Banking.Application/Common/Telemetry.cs). Lokal verifiziert: POST /api/payments erzeugt einen Server-Span, darunter einen PaymentProcessing-Span, darunter den SQL-INSERT-Span - alle drei mit derselben Trace-Id, genau wie gefordert.</w:t>
+      </w:r>
+    </w:p>
+    <w:p>
+      <w:pPr>
+        <w:spacing w:after="120" w:line="242" w:lineRule="auto"/>
+        <w:rPr>
+          <w:rStyle w:val="Platzhaltertext"/>
+        </w:rPr>
+      </w:pPr>
+      <w:r>
+        <w:rPr>
+          <w:rStyle w:val="Platzhaltertext"/>
+        </w:rPr>
+        <w:t>Vier Custom Metrics wie gefordert: payment.success, payment.failed (mit Tag 'reason'), payment.processing.duration, transaction.search.duration - lokal einzeln gegen echte Api-Aufrufe verifiziert.</w:t>
+      </w:r>
+    </w:p>
+    <w:p>
+      <w:pPr>
+        <w:spacing w:after="120" w:line="242" w:lineRule="auto"/>
+        <w:rPr>
+          <w:rStyle w:val="Platzhaltertext"/>
+        </w:rPr>
+      </w:pPr>
+      <w:r>
+        <w:rPr>
+          <w:rStyle w:val="Platzhaltertext"/>
+        </w:rPr>
+        <w:t>Strukturierte Logs erhalten TraceId/SpanId/ParentId automatisch über ActivityTrackingOptions (reines .NET-Bordmittel) - kein Serilog nötig.</w:t>
+      </w:r>
+    </w:p>
+    <w:p>
+      <w:pPr>
+        <w:spacing w:after="120" w:line="242" w:lineRule="auto"/>
+        <w:rPr>
+          <w:rStyle w:val="Platzhaltertext"/>
+        </w:rPr>
+      </w:pPr>
+      <w:r>
+        <w:rPr>
+          <w:rStyle w:val="Platzhaltertext"/>
+        </w:rPr>
+        <w:t>Keine sensiblen Bankdaten in Tags/Logs: nur Ids (Konto-Id, Zahlungs-Id), nie IBAN oder Betrag. Die SqlClient-Instrumentierung erfasst standardmäßig keinen Query-Text mit Parameterwerten.</w:t>
+      </w:r>
+    </w:p>
+    <w:p>
+      <w:pPr>
+        <w:spacing w:after="120" w:line="242" w:lineRule="auto"/>
+        <w:rPr>
+          <w:rStyle w:val="Platzhaltertext"/>
+        </w:rPr>
+      </w:pPr>
+      <w:r>
+        <w:rPr>
+          <w:rStyle w:val="Platzhaltertext"/>
+        </w:rPr>
+        <w:t>Lokal ist immer der Konsolen-Exporter aktiv (keine Azure-Subscription nötig); der Azure-Monitor-Exporter aktiviert sich zusätzlich nur, wenn ApplicationInsights:ConnectionString konfiguriert ist - dasselbe Gate-Muster wie bei Key Vault/App Configuration in Kapitel 9.</w:t>
+      </w:r>
+    </w:p>
+    <w:p>
+      <w:pPr>
+        <w:spacing w:after="120" w:line="242" w:lineRule="auto"/>
+        <w:rPr>
+          <w:rStyle w:val="Platzhaltertext"/>
+        </w:rPr>
+      </w:pPr>
+      <w:r>
+        <w:rPr>
+          <w:rStyle w:val="Platzhaltertext"/>
+        </w:rPr>
+        <w:t>Die geforderte Erklärung 'wie ich Application Insights im Bewerbungsgespräch erklären würde' ist ausformuliert in docs/architecture/observability.md dokumentiert.</w:t>
       </w:r>
     </w:p>
     <w:p>
@@ -33040,6 +33165,16 @@
     <w:uiPriority w:val="99"/>
     <w:rsid w:val="006D2391"/>
   </w:style>
+  <w:style w:type="character" w:styleId="Platzhaltertext">
+    <w:name w:val="Placeholder Text"/>
+    <w:basedOn w:val="Absatz-Standardschriftart"/>
+    <w:uiPriority w:val="99"/>
+    <w:semiHidden/>
+    <w:rsid w:val="002E2926"/>
+    <w:rPr>
+      <w:color w:val="666666"/>
+    </w:rPr>
+  </w:style>
 </w:styles>
 </file>
 

--- a/docs/prompt/ProjektErstellung.docx
+++ b/docs/prompt/ProjektErstellung.docx
@@ -13238,6 +13238,159 @@
           <w:sz w:val="21"/>
         </w:rPr>
         <w:t>Falls eine echte SAP-RFC-Library nicht verfügbar ist, implementiere eine realistische Abstraktion und Mock-Integration statt eine nicht funktionierende SAP-Verbindung zu erfinden.</w:t>
+      </w:r>
+    </w:p>
+    <w:p>
+      <w:pPr>
+        <w:rPr>
+          <w:b/>
+        </w:rPr>
+      </w:pPr>
+      <w:r>
+        <w:rPr>
+          <w:b/>
+        </w:rPr>
+        <w:t>Update / Umsetzung (nachträglich ergänzt):</w:t>
+      </w:r>
+    </w:p>
+    <w:p>
+      <w:pPr>
+        <w:spacing w:after="120" w:line="242" w:lineRule="auto"/>
+        <w:rPr>
+          <w:rStyle w:val="Platzhaltertext"/>
+        </w:rPr>
+      </w:pPr>
+      <w:r>
+        <w:rPr>
+          <w:rStyle w:val="Platzhaltertext"/>
+        </w:rPr>
+        <w:t>Echtes SAP-RFC/BAPI über den SAP .NET Connector (NCo) war nicht umsetzbar: diese Bibliothek ist proprietär, gibt es nicht auf NuGet und ist nur mit aktivem SAP-Vertrag/-Account beziehbar - ohne SAP-Zugangsdaten weder kompilier- noch testbar. Wie im Anforderungstext selbst vorgesehen ("falls eine echte SAP-RFC-Library nicht verfügbar ist, implementiere eine realistische Abstraktion und Mock-Integration") wurde stattdessen ein realistischer Adapter gebaut. Details/Begründung: ADR #19 in decisions-backlog.md sowie docs/architecture/sap-integration.md.</w:t>
+      </w:r>
+    </w:p>
+    <w:p>
+      <w:pPr>
+        <w:spacing w:after="120" w:line="242" w:lineRule="auto"/>
+        <w:rPr>
+          <w:rStyle w:val="Platzhaltertext"/>
+        </w:rPr>
+      </w:pPr>
+      <w:r>
+        <w:rPr>
+          <w:rStyle w:val="Platzhaltertext"/>
+        </w:rPr>
+        <w:t>ISapCustomerService (in Banking.Application, keine SAP-Abhängigkeit) mit GetCustomerAsync() und GetAccountAsync() wie gefordert - Domain/Application kennen ausschließlich dieses Interface und eigene, SAP-unabhängige DTOs (SapCustomerProfile, SapAccountInfo).</w:t>
+      </w:r>
+    </w:p>
+    <w:p>
+      <w:pPr>
+        <w:spacing w:after="120" w:line="242" w:lineRule="auto"/>
+        <w:rPr>
+          <w:rStyle w:val="Platzhaltertext"/>
+        </w:rPr>
+      </w:pPr>
+      <w:r>
+        <w:rPr>
+          <w:rStyle w:val="Platzhaltertext"/>
+        </w:rPr>
+        <w:t>SapRfcCustomerService (in Banking.Infrastructure) bildet das in der Praxis verbreitete Muster "RFC-fähiges SAP-Gateway/OData-Service" über einen normalen HttpClient ab, statt über direktes RFC - dadurch tatsächlich lauffähiger, kompilier- und testbarer Code statt einer nur behaupteten SAP-Verbindung.</w:t>
+      </w:r>
+    </w:p>
+    <w:p>
+      <w:pPr>
+        <w:spacing w:after="120" w:line="242" w:lineRule="auto"/>
+        <w:rPr>
+          <w:rStyle w:val="Platzhaltertext"/>
+        </w:rPr>
+      </w:pPr>
+      <w:r>
+        <w:rPr>
+          <w:rStyle w:val="Platzhaltertext"/>
+        </w:rPr>
+        <w:t>MockSapCustomerService (ebenfalls in Banking.Infrastructure) ist der Standard ohne konfigurierte Sap:BaseUrl - liefert deterministische Fake-Daten und simuliert realistische Latenz sowie reproduzierbare Ausfälle, dasselbe Gate-Muster wie bei Key Vault/App Configuration (Kapitel 9) und Application Insights (Kapitel 10).</w:t>
+      </w:r>
+    </w:p>
+    <w:p>
+      <w:pPr>
+        <w:spacing w:after="120" w:line="242" w:lineRule="auto"/>
+        <w:rPr>
+          <w:rStyle w:val="Platzhaltertext"/>
+        </w:rPr>
+      </w:pPr>
+      <w:r>
+        <w:rPr>
+          <w:rStyle w:val="Platzhaltertext"/>
+        </w:rPr>
+        <w:t>Timeout, Retry und Circuit Breaker laufen über das offizielle Microsoft-Paket Microsoft.Extensions.Http.Resilience (baut auf Polly v8 auf) als Cross-Cutting-Concern, nicht handgeschrieben in der Adapter-Klasse selbst.</w:t>
+      </w:r>
+    </w:p>
+    <w:p>
+      <w:pPr>
+        <w:spacing w:after="120" w:line="242" w:lineRule="auto"/>
+        <w:rPr>
+          <w:rStyle w:val="Platzhaltertext"/>
+        </w:rPr>
+      </w:pPr>
+      <w:r>
+        <w:rPr>
+          <w:rStyle w:val="Platzhaltertext"/>
+        </w:rPr>
+        <w:t>Fehlerbehandlung: jede technische Ausnahme (HTTP-Fehler, Timeout/Retry-Erschöpfung, fehlerhaftes JSON) wird an der Systemgrenze in eine einzige SapIntegrationException übersetzt - der Rest der Anwendung kennt nur diesen einen Fehlertyp. Eine echte Cancellation durch den Aufrufer wird davon bewusst ausgenommen und unverändert durchgereicht.</w:t>
+      </w:r>
+    </w:p>
+    <w:p>
+      <w:pPr>
+        <w:spacing w:after="120" w:line="242" w:lineRule="auto"/>
+        <w:rPr>
+          <w:rStyle w:val="Platzhaltertext"/>
+        </w:rPr>
+      </w:pPr>
+      <w:r>
+        <w:rPr>
+          <w:rStyle w:val="Platzhaltertext"/>
+        </w:rPr>
+        <w:t>Graceful Degradation statt Komplettausfall: der neue Anwendungsfall GetCustomerSapProfileHandler (GET /api/customers/{id}/sap-profile, eine "Customer 360"-Ansicht) fängt SapIntegrationException gezielt ab und liefert bei nicht erreichbarem SAP trotzdem 200 OK mit den lokalen Daten und sapAvailable=false, statt die ganze Anfrage mit 500 scheitern zu lassen.</w:t>
+      </w:r>
+    </w:p>
+    <w:p>
+      <w:pPr>
+        <w:spacing w:after="120" w:line="242" w:lineRule="auto"/>
+        <w:rPr>
+          <w:rStyle w:val="Platzhaltertext"/>
+        </w:rPr>
+      </w:pPr>
+      <w:r>
+        <w:rPr>
+          <w:rStyle w:val="Platzhaltertext"/>
+        </w:rPr>
+        <w:t>Mapping SAP-Modell und internes Domain-Modell: SapCustomerResponse/SapAccountResponse (BAPI-artige Feldnamen wie StCd1, Stras, Land1) sind ausschließlich SapRfcCustomerService bekannt, die Übersetzung passiert explizit an dieser einen Stelle.</w:t>
+      </w:r>
+    </w:p>
+    <w:p>
+      <w:pPr>
+        <w:spacing w:after="120" w:line="242" w:lineRule="auto"/>
+        <w:rPr>
+          <w:rStyle w:val="Platzhaltertext"/>
+        </w:rPr>
+      </w:pPr>
+      <w:r>
+        <w:rPr>
+          <w:rStyle w:val="Platzhaltertext"/>
+        </w:rPr>
+        <w:t>Lokal verifiziert: sowohl der Happy Path gegen MockSapCustomerService als auch der Ausfall-Pfad gegen die echte, HttpClient-basierte SapRfcCustomerService (gegen einen absichtlich nicht erreichbaren Port getestet) wurden über den laufenden Api-Endpunkt bestätigt - inklusive greifendem Retry/Timeout und korrektem sapAvailable=false statt eines Serverfehlers.</w:t>
+      </w:r>
+    </w:p>
+    <w:p>
+      <w:pPr>
+        <w:spacing w:after="120" w:line="242" w:lineRule="auto"/>
+        <w:rPr>
+          <w:rStyle w:val="Platzhaltertext"/>
+        </w:rPr>
+      </w:pPr>
+      <w:r>
+        <w:rPr>
+          <w:rStyle w:val="Platzhaltertext"/>
+        </w:rPr>
+        <w:t>Die geforderte Erklärung 'warum ein Adapter für SAP sinnvoll ist' ist ausformuliert in docs/architecture/sap-integration.md dokumentiert.</w:t>
       </w:r>
     </w:p>
     <w:p>

--- a/docs/prompt/ProjektErstellung.docx
+++ b/docs/prompt/ProjektErstellung.docx
@@ -14128,6 +14128,131 @@
           <w:sz w:val="21"/>
         </w:rPr>
         <w:t>Erstelle außerdem eine README-Dokumentation für diesen Data-Import.</w:t>
+      </w:r>
+    </w:p>
+    <w:p>
+      <w:pPr>
+        <w:rPr>
+          <w:b/>
+        </w:rPr>
+      </w:pPr>
+      <w:r>
+        <w:rPr>
+          <w:b/>
+        </w:rPr>
+        <w:t>Update / Umsetzung (nachträglich ergänzt):</w:t>
+      </w:r>
+    </w:p>
+    <w:p>
+      <w:pPr>
+        <w:spacing w:after="120" w:line="242" w:lineRule="auto"/>
+        <w:rPr>
+          <w:rStyle w:val="Platzhaltertext"/>
+        </w:rPr>
+      </w:pPr>
+      <w:r>
+        <w:rPr>
+          <w:rStyle w:val="Platzhaltertext"/>
+        </w:rPr>
+        <w:t>Eine echte Azure Data Factory war ohne Azure-Subscription nicht nutzbar (siehe ADR #17). Die fachlichen Pipeline-Schritte Validation und Transformation wurden trotzdem als echter, lauffähiger Code umgesetzt - simuliert wird nur die Orchestrierung: ein Datei-Upload statt eines Blob-Storage-Triggers, synchrone Verarbeitung statt einer Queue. Details/Begründung: ADR #20 in decisions-backlog.md sowie docs/architecture/data-import.md (enthält auch die geforderte Schritt-für-Schritt-Erklärung und die README-Dokumentation für den Data-Import).</w:t>
+      </w:r>
+    </w:p>
+    <w:p>
+      <w:pPr>
+        <w:spacing w:after="120" w:line="242" w:lineRule="auto"/>
+        <w:rPr>
+          <w:rStyle w:val="Platzhaltertext"/>
+        </w:rPr>
+      </w:pPr>
+      <w:r>
+        <w:rPr>
+          <w:rStyle w:val="Platzhaltertext"/>
+        </w:rPr>
+        <w:t>ImportJob und ImportRecord wie gefordert umgesetzt, als erstes Aggregat mit echter Kind-Collection in diesem Projekt. Status Started/Processing/Completed/Failed wie im Anforderungstext vorgegeben.</w:t>
+      </w:r>
+    </w:p>
+    <w:p>
+      <w:pPr>
+        <w:spacing w:after="120" w:line="242" w:lineRule="auto"/>
+        <w:rPr>
+          <w:rStyle w:val="Platzhaltertext"/>
+        </w:rPr>
+      </w:pPr>
+      <w:r>
+        <w:rPr>
+          <w:rStyle w:val="Platzhaltertext"/>
+        </w:rPr>
+        <w:t>CSV-Parsing über CsvHelper (NuGet) statt selbstgeschriebenem String-Splitting - robuster gegenüber Quoting/Escaping.</w:t>
+      </w:r>
+    </w:p>
+    <w:p>
+      <w:pPr>
+        <w:spacing w:after="120" w:line="242" w:lineRule="auto"/>
+        <w:rPr>
+          <w:rStyle w:val="Platzhaltertext"/>
+        </w:rPr>
+      </w:pPr>
+      <w:r>
+        <w:rPr>
+          <w:rStyle w:val="Platzhaltertext"/>
+        </w:rPr>
+        <w:t>Validation-Schritt: rein formale Prüfung jeder Zeile (Pflichtfelder, gültige Guid/Zahl/Datum/Währung) ohne Datenbankzugriff, bevor eine Zeile weiterverarbeitet wird.</w:t>
+      </w:r>
+    </w:p>
+    <w:p>
+      <w:pPr>
+        <w:spacing w:after="120" w:line="242" w:lineRule="auto"/>
+        <w:rPr>
+          <w:rStyle w:val="Platzhaltertext"/>
+        </w:rPr>
+      </w:pPr>
+      <w:r>
+        <w:rPr>
+          <w:rStyle w:val="Platzhaltertext"/>
+        </w:rPr>
+        <w:t>Transformation-Schritt: Auflösen der Kontonummer, Abgleich CustomerId gegen den tatsächlichen Kontoinhaber, Abgleich der Währung, und Übersetzung des Vorzeichens (CSV erlaubt negative Beträge) in unseren TransactionType (Deposit/Withdrawal), da unser Money-Wertobjekt immer positiv ist.</w:t>
+      </w:r>
+    </w:p>
+    <w:p>
+      <w:pPr>
+        <w:spacing w:after="120" w:line="242" w:lineRule="auto"/>
+        <w:rPr>
+          <w:rStyle w:val="Platzhaltertext"/>
+        </w:rPr>
+      </w:pPr>
+      <w:r>
+        <w:rPr>
+          <w:rStyle w:val="Platzhaltertext"/>
+        </w:rPr>
+        <w:t>Zusätzlich zum Anforderungstext ergänzt: Idempotenz über die externe TransactionId - eine Zeile, die bereits in einem früheren Lauf erfolgreich verarbeitet wurde, wird als 'Skipped' markiert statt doppelt gebucht. Realistisches Verhalten für wiederholte oder doppelt gelieferte Dateien.</w:t>
+      </w:r>
+    </w:p>
+    <w:p>
+      <w:pPr>
+        <w:spacing w:after="120" w:line="242" w:lineRule="auto"/>
+        <w:rPr>
+          <w:rStyle w:val="Platzhaltertext"/>
+        </w:rPr>
+      </w:pPr>
+      <w:r>
+        <w:rPr>
+          <w:rStyle w:val="Platzhaltertext"/>
+        </w:rPr>
+        <w:t>Blazor-Seite /imports wie gefordert umgesetzt: Dateiname, Startzeit, Endzeit, Anzahl Records, erfolgreiche Records, fehlerhafte Records, Status - plus eine Detailseite mit dem Ergebnis jeder einzelnen Zeile inklusive Fehlermeldung.</w:t>
+      </w:r>
+    </w:p>
+    <w:p>
+      <w:pPr>
+        <w:spacing w:after="120" w:line="242" w:lineRule="auto"/>
+        <w:rPr>
+          <w:rStyle w:val="Platzhaltertext"/>
+        </w:rPr>
+      </w:pPr>
+      <w:r>
+        <w:rPr>
+          <w:rStyle w:val="Platzhaltertext"/>
+        </w:rPr>
+        <w:t>Bekannte Einschränkung: Verarbeitung läuft synchron innerhalb des Upload-Requests statt asynchron über eine Queue (kein Hangfire/Quartz eingeführt, da für den restlichen Funktionsumfang nicht gebraucht) - für den Projektumfang ausreichend, transparent dokumentiert.</w:t>
       </w:r>
     </w:p>
     <w:p>

--- a/docs/prompt/ProjektErstellung.docx
+++ b/docs/prompt/ProjektErstellung.docx
@@ -16129,6 +16129,75 @@
           <w:sz w:val="21"/>
         </w:rPr>
         <w:t>warum Unit Tests nicht die Integration Tests ersetzen</w:t>
+      </w:r>
+    </w:p>
+    <w:p>
+      <w:pPr>
+        <w:rPr>
+          <w:b/>
+        </w:rPr>
+      </w:pPr>
+      <w:r>
+        <w:rPr>
+          <w:b/>
+        </w:rPr>
+        <w:t>Update / Umsetzung (nachträglich ergänzt):</w:t>
+      </w:r>
+    </w:p>
+    <w:p>
+      <w:pPr>
+        <w:spacing w:after="120" w:line="242" w:lineRule="auto"/>
+        <w:rPr>
+          <w:rStyle w:val="Platzhaltertext"/>
+        </w:rPr>
+      </w:pPr>
+      <w:r>
+        <w:rPr>
+          <w:rStyle w:val="Platzhaltertext"/>
+        </w:rPr>
+        <w:t>Alle 10 geforderten Testfälle für Payment Processing sind abgedeckt, aufgeteilt auf drei Ebenen: Domain (Payment-Statusübergänge, ohne Mocking), FluentValidation-Validator (Betrag &lt;= 0, Betrag über Limit, ohne Mocking) und CreatePaymentHandler (die restlichen Fälle, mit NSubstitute gemockten Repositories). 28 xUnit-Tests, alle grün in unter einer Sekunde. Details, inklusive der vollständigen Zuordnung Testfall -&gt; Testname: docs/architecture/testing.md.</w:t>
+      </w:r>
+    </w:p>
+    <w:p>
+      <w:pPr>
+        <w:spacing w:after="120" w:line="242" w:lineRule="auto"/>
+        <w:rPr>
+          <w:rStyle w:val="Platzhaltertext"/>
+        </w:rPr>
+      </w:pPr>
+      <w:r>
+        <w:rPr>
+          <w:rStyle w:val="Platzhaltertext"/>
+        </w:rPr>
+        <w:t>Testframework: xUnit (bereits vorhanden). Mocking: NSubstitute, bewusst nur für externe Abhängigkeiten (Repository-Interfaces) - FluentValidation-Validatoren laufen in den Tests echt, da reine, schnelle In-Process-Logik ohne Datenbankzugriff.</w:t>
+      </w:r>
+    </w:p>
+    <w:p>
+      <w:pPr>
+        <w:spacing w:after="120" w:line="242" w:lineRule="auto"/>
+        <w:rPr>
+          <w:rStyle w:val="Platzhaltertext"/>
+        </w:rPr>
+      </w:pPr>
+      <w:r>
+        <w:rPr>
+          <w:rStyle w:val="Platzhaltertext"/>
+        </w:rPr>
+        <w:t>Wichtiger Zwischenbefund: Beim Abgleich der geforderten Testfälle mit dem bestehenden Code fehlten drei Business Rules komplett (inaktiver Kunde, unzureichender Kontostand, doppelte Zahlung). Diese wurden vor dem Schreiben der Tests in CreatePaymentHandler ergänzt und zusätzlich live gegen die laufende Anwendung verifiziert (Payment.InsufficientFunds, Payment.Duplicate, Customer.NotActive - jeweils HTTP 409). Details/Begründung: ADR #21 in decisions-backlog.md.</w:t>
+      </w:r>
+    </w:p>
+    <w:p>
+      <w:pPr>
+        <w:spacing w:after="120" w:line="242" w:lineRule="auto"/>
+        <w:rPr>
+          <w:rStyle w:val="Platzhaltertext"/>
+        </w:rPr>
+      </w:pPr>
+      <w:r>
+        <w:rPr>
+          <w:rStyle w:val="Platzhaltertext"/>
+        </w:rPr>
+        <w:t>Wie gefordert dokumentiert in docs/architecture/testing.md: welche Business Rules getestet werden (Tabelle mit Testfall -&gt; Testname), welche nicht (z. B. Nebenläufigkeit, EF-Core-Mapping-Korrektheit, Approve/Reject-Handler noch ohne eigene Tests), und warum Unit Tests die Integration Tests nicht ersetzen (Mocks beweisen nur, dass der Handler sich korrekt verhält, wenn sich die Repositories wie im Mock vorgegeben verhalten - nicht, dass die echte EF-Core-Implementierung, die HTTP-Pipeline oder eine echte Migration tatsächlich funktionieren).</w:t>
       </w:r>
     </w:p>
     <w:p>
